--- a/Lab-2/Lab2_Report.docx
+++ b/Lab-2/Lab2_Report.docx
@@ -3,611 +3,13 @@
 <w:document xmlns:wpc="http://schemas.microsoft.com/office/word/2010/wordprocessingCanvas" xmlns:mo="http://schemas.microsoft.com/office/mac/office/2008/main" xmlns:mc="http://schemas.openxmlformats.org/markup-compatibility/2006" xmlns:mv="urn:schemas-microsoft-com:mac:vml" xmlns:o="urn:schemas-microsoft-com:office:office" xmlns:r="http://schemas.openxmlformats.org/officeDocument/2006/relationships" xmlns:m="http://schemas.openxmlformats.org/officeDocument/2006/math" xmlns:v="urn:schemas-microsoft-com:vml" xmlns:wp14="http://schemas.microsoft.com/office/word/2010/wordprocessingDrawing" xmlns:wp="http://schemas.openxmlformats.org/drawingml/2006/wordprocessingDrawing" xmlns:w10="urn:schemas-microsoft-com:office:word" xmlns:w="http://schemas.openxmlformats.org/wordprocessingml/2006/main" xmlns:w14="http://schemas.microsoft.com/office/word/2010/wordml" xmlns:wpg="http://schemas.microsoft.com/office/word/2010/wordprocessingGroup" xmlns:wpi="http://schemas.microsoft.com/office/word/2010/wordprocessingInk" xmlns:wne="http://schemas.microsoft.com/office/word/2006/wordml" xmlns:wps="http://schemas.microsoft.com/office/word/2010/wordprocessingShape" mc:Ignorable="w14 wp14">
   <w:body>
     <w:p>
-      <w:pPr>
-        <w:pStyle w:val="Title"/>
-      </w:pPr>
       <w:r>
-        <w:rPr>
-          <w:rFonts w:ascii="Arial" w:hAnsi="Arial"/>
-          <w:sz w:val="18"/>
-        </w:rPr>
-        <w:t>Lab 2 — Intelligent Agents &amp; PEAS</w:t>
-      </w:r>
-    </w:p>
-    <w:p>
-      <w:r>
-        <w:rPr>
-          <w:rFonts w:ascii="Arial" w:hAnsi="Arial"/>
-          <w:sz w:val="18"/>
-        </w:rPr>
-        <w:t>CAI601400 — Artificial Intelligence Lab | Prepared from the supplied Combined Labs 1–4 manual</w:t>
-      </w:r>
-    </w:p>
-    <w:p>
-      <w:pPr>
-        <w:pStyle w:val="Heading1"/>
-      </w:pPr>
-      <w:r>
-        <w:rPr>
-          <w:rFonts w:ascii="Arial" w:hAnsi="Arial"/>
-          <w:sz w:val="18"/>
-        </w:rPr>
-        <w:t>Objective and assumptions</w:t>
-      </w:r>
-    </w:p>
-    <w:p>
-      <w:r>
-        <w:rPr>
-          <w:rFonts w:ascii="Arial" w:hAnsi="Arial"/>
-          <w:sz w:val="18"/>
-        </w:rPr>
-        <w:t>A deterministic software policy maps temperature in Celsius and a Boolean occupancy reading to a simulated target operating mode. No HVAC hardware is connected. Occupancy priority is explicit: an empty room returns ECO regardless of temperature. The stateful extension remembers its previous target only to suppress repeated identical commands; it does not learn.</w:t>
-      </w:r>
-    </w:p>
-    <w:p>
-      <w:pPr>
-        <w:pStyle w:val="Heading1"/>
-      </w:pPr>
-      <w:r>
-        <w:rPr>
-          <w:rFonts w:ascii="Arial" w:hAnsi="Arial"/>
-          <w:sz w:val="18"/>
-        </w:rPr>
-        <w:t>PEAS specifications</w:t>
-      </w:r>
-    </w:p>
-    <w:tbl>
-      <w:tblPr>
-        <w:tblStyle w:val="LightShading-Accent1"/>
-        <w:tblW w:type="auto" w:w="0"/>
-        <w:tblLook w:firstColumn="1" w:firstRow="1" w:lastColumn="0" w:lastRow="0" w:noHBand="0" w:noVBand="1" w:val="04A0"/>
-      </w:tblPr>
-      <w:tblGrid>
-        <w:gridCol w:w="2880"/>
-        <w:gridCol w:w="2880"/>
-        <w:gridCol w:w="2880"/>
-      </w:tblGrid>
-      <w:tr>
-        <w:tc>
-          <w:tcPr>
-            <w:tcW w:type="dxa" w:w="2880"/>
-          </w:tcPr>
-          <w:p>
-            <w:r>
-              <w:t>System</w:t>
-            </w:r>
-          </w:p>
-        </w:tc>
-        <w:tc>
-          <w:tcPr>
-            <w:tcW w:type="dxa" w:w="2880"/>
-          </w:tcPr>
-          <w:p>
-            <w:r>
-              <w:t>PEAS element</w:t>
-            </w:r>
-          </w:p>
-        </w:tc>
-        <w:tc>
-          <w:tcPr>
-            <w:tcW w:type="dxa" w:w="2880"/>
-          </w:tcPr>
-          <w:p>
-            <w:r>
-              <w:t>Concrete entries</w:t>
-            </w:r>
-          </w:p>
-        </w:tc>
-      </w:tr>
-      <w:tr>
-        <w:tc>
-          <w:tcPr>
-            <w:tcW w:type="dxa" w:w="2880"/>
-          </w:tcPr>
-          <w:p>
-            <w:r>
-              <w:t>Delivery robot</w:t>
-            </w:r>
-          </w:p>
-        </w:tc>
-        <w:tc>
-          <w:tcPr>
-            <w:tcW w:type="dxa" w:w="2880"/>
-          </w:tcPr>
-          <w:p>
-            <w:r>
-              <w:t>Performance</w:t>
-            </w:r>
-          </w:p>
-        </w:tc>
-        <w:tc>
-          <w:tcPr>
-            <w:tcW w:type="dxa" w:w="2880"/>
-          </w:tcPr>
-          <w:p>
-            <w:r>
-              <w:t>Safe deliveries, on-time arrival, low damage/energy, accessibility</w:t>
-            </w:r>
-          </w:p>
-        </w:tc>
-      </w:tr>
-      <w:tr>
-        <w:tc>
-          <w:tcPr>
-            <w:tcW w:type="dxa" w:w="2880"/>
-          </w:tcPr>
-          <w:p>
-            <w:r>
-              <w:t>Delivery robot</w:t>
-            </w:r>
-          </w:p>
-        </w:tc>
-        <w:tc>
-          <w:tcPr>
-            <w:tcW w:type="dxa" w:w="2880"/>
-          </w:tcPr>
-          <w:p>
-            <w:r>
-              <w:t>Environment</w:t>
-            </w:r>
-          </w:p>
-        </w:tc>
-        <w:tc>
-          <w:tcPr>
-            <w:tcW w:type="dxa" w:w="2880"/>
-          </w:tcPr>
-          <w:p>
-            <w:r>
-              <w:t>Campus paths, buildings, people, weather, delivery locations</w:t>
-            </w:r>
-          </w:p>
-        </w:tc>
-      </w:tr>
-      <w:tr>
-        <w:tc>
-          <w:tcPr>
-            <w:tcW w:type="dxa" w:w="2880"/>
-          </w:tcPr>
-          <w:p>
-            <w:r>
-              <w:t>Delivery robot</w:t>
-            </w:r>
-          </w:p>
-        </w:tc>
-        <w:tc>
-          <w:tcPr>
-            <w:tcW w:type="dxa" w:w="2880"/>
-          </w:tcPr>
-          <w:p>
-            <w:r>
-              <w:t>Actuators</w:t>
-            </w:r>
-          </w:p>
-        </w:tc>
-        <w:tc>
-          <w:tcPr>
-            <w:tcW w:type="dxa" w:w="2880"/>
-          </w:tcPr>
-          <w:p>
-            <w:r>
-              <w:t>Drive/steer/brake, display/audio alert, parcel compartment lock</w:t>
-            </w:r>
-          </w:p>
-        </w:tc>
-      </w:tr>
-      <w:tr>
-        <w:tc>
-          <w:tcPr>
-            <w:tcW w:type="dxa" w:w="2880"/>
-          </w:tcPr>
-          <w:p>
-            <w:r>
-              <w:t>Delivery robot</w:t>
-            </w:r>
-          </w:p>
-        </w:tc>
-        <w:tc>
-          <w:tcPr>
-            <w:tcW w:type="dxa" w:w="2880"/>
-          </w:tcPr>
-          <w:p>
-            <w:r>
-              <w:t>Sensors</w:t>
-            </w:r>
-          </w:p>
-        </w:tc>
-        <w:tc>
-          <w:tcPr>
-            <w:tcW w:type="dxa" w:w="2880"/>
-          </w:tcPr>
-          <w:p>
-            <w:r>
-              <w:t>Camera/depth, lidar or range sensor, wheel odometry, GPS/map, battery</w:t>
-            </w:r>
-          </w:p>
-        </w:tc>
-      </w:tr>
-      <w:tr>
-        <w:tc>
-          <w:tcPr>
-            <w:tcW w:type="dxa" w:w="2880"/>
-          </w:tcPr>
-          <w:p>
-            <w:r>
-              <w:t>Student-support agent</w:t>
-            </w:r>
-          </w:p>
-        </w:tc>
-        <w:tc>
-          <w:tcPr>
-            <w:tcW w:type="dxa" w:w="2880"/>
-          </w:tcPr>
-          <w:p>
-            <w:r>
-              <w:t>Performance</w:t>
-            </w:r>
-          </w:p>
-        </w:tc>
-        <w:tc>
-          <w:tcPr>
-            <w:tcW w:type="dxa" w:w="2880"/>
-          </w:tcPr>
-          <w:p>
-            <w:r>
-              <w:t>Correct grounded answers, student learning, privacy, timely escalation</w:t>
-            </w:r>
-          </w:p>
-        </w:tc>
-      </w:tr>
-      <w:tr>
-        <w:tc>
-          <w:tcPr>
-            <w:tcW w:type="dxa" w:w="2880"/>
-          </w:tcPr>
-          <w:p>
-            <w:r>
-              <w:t>Student-support agent</w:t>
-            </w:r>
-          </w:p>
-        </w:tc>
-        <w:tc>
-          <w:tcPr>
-            <w:tcW w:type="dxa" w:w="2880"/>
-          </w:tcPr>
-          <w:p>
-            <w:r>
-              <w:t>Environment</w:t>
-            </w:r>
-          </w:p>
-        </w:tc>
-        <w:tc>
-          <w:tcPr>
-            <w:tcW w:type="dxa" w:w="2880"/>
-          </w:tcPr>
-          <w:p>
-            <w:r>
-              <w:t>Student prompt, approved course materials, course calendar, support boundaries</w:t>
-            </w:r>
-          </w:p>
-        </w:tc>
-      </w:tr>
-      <w:tr>
-        <w:tc>
-          <w:tcPr>
-            <w:tcW w:type="dxa" w:w="2880"/>
-          </w:tcPr>
-          <w:p>
-            <w:r>
-              <w:t>Student-support agent</w:t>
-            </w:r>
-          </w:p>
-        </w:tc>
-        <w:tc>
-          <w:tcPr>
-            <w:tcW w:type="dxa" w:w="2880"/>
-          </w:tcPr>
-          <w:p>
-            <w:r>
-              <w:t>Actuators</w:t>
-            </w:r>
-          </w:p>
-        </w:tc>
-        <w:tc>
-          <w:tcPr>
-            <w:tcW w:type="dxa" w:w="2880"/>
-          </w:tcPr>
-          <w:p>
-            <w:r>
-              <w:t>Answer with citations, ask clarification, link approved resource, escalate to human</w:t>
-            </w:r>
-          </w:p>
-        </w:tc>
-      </w:tr>
-      <w:tr>
-        <w:tc>
-          <w:tcPr>
-            <w:tcW w:type="dxa" w:w="2880"/>
-          </w:tcPr>
-          <w:p>
-            <w:r>
-              <w:t>Student-support agent</w:t>
-            </w:r>
-          </w:p>
-        </w:tc>
-        <w:tc>
-          <w:tcPr>
-            <w:tcW w:type="dxa" w:w="2880"/>
-          </w:tcPr>
-          <w:p>
-            <w:r>
-              <w:t>Sensors</w:t>
-            </w:r>
-          </w:p>
-        </w:tc>
-        <w:tc>
-          <w:tcPr>
-            <w:tcW w:type="dxa" w:w="2880"/>
-          </w:tcPr>
-          <w:p>
-            <w:r>
-              <w:t>User text, permitted uploaded materials, read-only approved course FAQ search results</w:t>
-            </w:r>
-          </w:p>
-        </w:tc>
-      </w:tr>
-    </w:tbl>
-    <w:p>
-      <w:r>
-        <w:rPr>
-          <w:rFonts w:ascii="Arial" w:hAnsi="Arial"/>
-          <w:sz w:val="18"/>
-        </w:rPr>
-        <w:t>Trade-offs: robot speed must not override collision avoidance; student-support response speed must not override factual grounding or privacy. Tool assumption: read-only retrieval from approved course materials only; no grades or record-changing tools.</w:t>
-      </w:r>
-    </w:p>
-    <w:p>
-      <w:pPr>
-        <w:pStyle w:val="Heading1"/>
-      </w:pPr>
-      <w:r>
-        <w:rPr>
-          <w:rFonts w:ascii="Arial" w:hAnsi="Arial"/>
-          <w:sz w:val="18"/>
-        </w:rPr>
-        <w:t>Environment classification</w:t>
-      </w:r>
-    </w:p>
-    <w:p>
-      <w:r>
-        <w:rPr>
-          <w:rFonts w:ascii="Arial" w:hAnsi="Arial"/>
-          <w:sz w:val="18"/>
-        </w:rPr>
-        <w:t>Delivery robot (real campus): partially observable (other people/temporary obstacles may be outside sensor coverage) and stochastic (motion, localization and pedestrian behavior vary). A simulator with complete state and deterministic transition rules can instead be fully observable and deterministic by construction. Student-support LLM agent: partially observable (it sees only supplied prompt/context, not unshared student circumstances) and stochastic at the output level (generation may vary); tool outcomes such as external service responses may also vary. Assumption: it may search only approved course materials and provide links; it cannot access grades, submit work, or change records. A frozen deterministic inference configuration would alter output uncertainty but not solve partial observability.</w:t>
-      </w:r>
-    </w:p>
-    <w:p>
-      <w:pPr>
-        <w:pStyle w:val="Heading1"/>
-      </w:pPr>
-      <w:r>
-        <w:rPr>
-          <w:rFonts w:ascii="Arial" w:hAnsi="Arial"/>
-          <w:sz w:val="18"/>
-        </w:rPr>
-        <w:t>Agent trace and implementation</w:t>
-      </w:r>
-    </w:p>
-    <w:p>
-      <w:r>
-        <w:rPr>
-          <w:rFonts w:ascii="Arial" w:hAnsi="Arial"/>
-          <w:sz w:val="18"/>
-        </w:rPr>
-        <w:t>Actual output from lab2_model.py:</w:t>
-      </w:r>
-    </w:p>
-    <w:p>
-      <w:pPr>
-        <w:pStyle w:val="NoSpacing"/>
-      </w:pPr>
-      <w:r>
-        <w:rPr>
-          <w:rFonts w:ascii="Arial" w:hAnsi="Arial"/>
-          <w:sz w:val="18"/>
-        </w:rPr>
-        <w:t>$ python3 lab2_model.py</w:t>
-        <w:br/>
-        <w:t>step | previous | percept | target | command</w:t>
-        <w:br/>
-        <w:t>1 | None | (29, True) | COOL | SEND</w:t>
-        <w:br/>
-        <w:t>2 | COOL | (29, True) | COOL | NO COMMAND</w:t>
-        <w:br/>
-        <w:t>3 | COOL | (20, True) | IDLE | SEND</w:t>
-        <w:br/>
-        <w:t>4 | IDLE | (26, True) | IDLE | NO COMMAND</w:t>
-        <w:br/>
-        <w:t>5 | IDLE | (19, True) | WARM | SEND</w:t>
-        <w:br/>
-        <w:t>6 | WARM | (29, False) | ECO | SEND</w:t>
-        <w:br/>
-        <w:br/>
-        <w:t>$ python3 lab2_percepts.py</w:t>
-        <w:br/>
-        <w:t>1 (29, True) target mode COOL</w:t>
-        <w:br/>
-        <w:t>2 (29, True) target mode COOL</w:t>
-        <w:br/>
-        <w:t>3 (20, True) target mode IDLE</w:t>
-        <w:br/>
-        <w:t>4 (26, True) target mode IDLE</w:t>
-        <w:br/>
-        <w:t>5 (19, True) target mode WARM</w:t>
-        <w:br/>
-        <w:t>6 (29, False) target mode ECO</w:t>
-        <w:br/>
-      </w:r>
-    </w:p>
-    <w:p>
-      <w:r>
-        <w:rPr>
-          <w:rFonts w:ascii="Arial" w:hAnsi="Arial"/>
-          <w:sz w:val="18"/>
-        </w:rPr>
-        <w:t>Repeated percept (29, True) returns COOL twice but sends only the first command. Boundaries 20°C and 26°C are IDLE while occupied. Then 19°C switches to WARM and 29°C while unoccupied switches to ECO.</w:t>
-      </w:r>
-    </w:p>
-    <w:p>
-      <w:pPr>
-        <w:pStyle w:val="Heading1"/>
-      </w:pPr>
-      <w:r>
-        <w:rPr>
-          <w:rFonts w:ascii="Arial" w:hAnsi="Arial"/>
-          <w:sz w:val="18"/>
-        </w:rPr>
-        <w:t>Boundary and edge-case analysis</w:t>
-      </w:r>
-    </w:p>
-    <w:p>
-      <w:r>
-        <w:rPr>
-          <w:rFonts w:ascii="Arial" w:hAnsi="Arial"/>
-          <w:sz w:val="18"/>
-        </w:rPr>
-        <w:t>At occupied temperature 20 or 26 degrees, both strict comparisons are false so target is IDLE. Just above 26 gives COOL; just below 20 gives WARM. A temperature sensor oscillating around 26 can alternate COOL/IDLE; retaining previous mode and suppressing duplicates does not implement hysteresis. Improvement for a real controller would require validated sensors, a deadband/hysteresis policy, safety limits, and human/engineering approval. Performance must trade comfort, energy, and safety rather than rewarding speed alone.</w:t>
-      </w:r>
-    </w:p>
-    <w:p>
-      <w:pPr>
-        <w:pStyle w:val="Heading1"/>
-      </w:pPr>
-      <w:r>
-        <w:rPr>
-          <w:rFonts w:ascii="Arial" w:hAnsi="Arial"/>
-          <w:sz w:val="18"/>
-        </w:rPr>
-        <w:t>Classical versus LLM-based agents</w:t>
-      </w:r>
-    </w:p>
-    <w:p>
-      <w:r>
-        <w:rPr>
-          <w:rFonts w:ascii="Arial" w:hAnsi="Arial"/>
-          <w:sz w:val="18"/>
-        </w:rPr>
-        <w:t>The classroom controller is a classical deterministic rule policy with a small explicit state. An LLM agent can interpret flexible language and use tools, but can produce unsupported answers; tool permissions and verification boundaries must be explicit. PEAS describes the task environment, not the policy’s correctness.</w:t>
-      </w:r>
-    </w:p>
-    <w:p>
-      <w:pPr>
-        <w:pStyle w:val="Heading1"/>
-      </w:pPr>
-      <w:r>
-        <w:rPr>
-          <w:rFonts w:ascii="Arial" w:hAnsi="Arial"/>
-          <w:sz w:val="18"/>
-        </w:rPr>
-        <w:t>Reflection and responsible practice</w:t>
-      </w:r>
-    </w:p>
-    <w:p>
-      <w:r>
-        <w:rPr>
-          <w:rFonts w:ascii="Arial" w:hAnsi="Arial"/>
-          <w:sz w:val="18"/>
-        </w:rPr>
-        <w:t>The experiment shows how a memory variable changes the command trace without changing desired target decisions. In deployment, sensor uncertainty, occupant comfort and actuator behavior must be measured rather than assumed. A safe student-support system should cite approved sources, disclose uncertainty, and escalate high-impact cases.</w:t>
-      </w:r>
-    </w:p>
-    <w:p>
-      <w:pPr>
-        <w:pStyle w:val="Heading1"/>
-      </w:pPr>
-      <w:r>
-        <w:rPr>
-          <w:rFonts w:ascii="Arial" w:hAnsi="Arial"/>
-          <w:sz w:val="18"/>
-        </w:rPr>
-        <w:t>References</w:t>
-      </w:r>
-    </w:p>
-    <w:p>
-      <w:pPr>
-        <w:pStyle w:val="ListBullet"/>
-      </w:pPr>
-      <w:r>
-        <w:rPr>
-          <w:rFonts w:ascii="Arial" w:hAnsi="Arial"/>
-          <w:sz w:val="18"/>
-        </w:rPr>
-        <w:t>Turing, A. M. (1950). Computing Machinery and Intelligence. Mind, 59(236), 433–460. https://courses.cs.umbc.edu/471/papers/turing.pdf</w:t>
-      </w:r>
-    </w:p>
-    <w:p>
-      <w:pPr>
-        <w:pStyle w:val="ListBullet"/>
-      </w:pPr>
-      <w:r>
-        <w:rPr>
-          <w:rFonts w:ascii="Arial" w:hAnsi="Arial"/>
-          <w:sz w:val="18"/>
-        </w:rPr>
-        <w:t>Dartmouth. (n.d.). The Research Conference Where AI Began (1956). https://home.dartmouth.edu/about/artificial-intelligence-ai-coined-dartmouth</w:t>
-      </w:r>
-    </w:p>
-    <w:p>
-      <w:pPr>
-        <w:pStyle w:val="ListBullet"/>
-      </w:pPr>
-      <w:r>
-        <w:rPr>
-          <w:rFonts w:ascii="Arial" w:hAnsi="Arial"/>
-          <w:sz w:val="18"/>
-        </w:rPr>
-        <w:t>Agar, J. (2020). What is science for? The Lighthill report on artificial intelligence reinterpreted. The British Journal for the History of Science. https://www.cambridge.org/core/journals/british-journal-for-the-history-of-science/article/what-is-science-for-the-lighthill-report-on-artificial-intelligence-reinterpreted/61B13B32988D6A8C58CF8AADD4777789</w:t>
-      </w:r>
-    </w:p>
-    <w:p>
-      <w:pPr>
-        <w:pStyle w:val="ListBullet"/>
-      </w:pPr>
-      <w:r>
-        <w:rPr>
-          <w:rFonts w:ascii="Arial" w:hAnsi="Arial"/>
-          <w:sz w:val="18"/>
-        </w:rPr>
-        <w:t>IBM. (n.d.). Deep Blue. https://www.ibm.com/history/deep-blue</w:t>
-      </w:r>
-    </w:p>
-    <w:p>
-      <w:pPr>
-        <w:pStyle w:val="ListBullet"/>
-      </w:pPr>
-      <w:r>
-        <w:rPr>
-          <w:rFonts w:ascii="Arial" w:hAnsi="Arial"/>
-          <w:sz w:val="18"/>
-        </w:rPr>
-        <w:t>Krizhevsky, A., Sutskever, I., &amp; Hinton, G. (2012). ImageNet Classification with Deep Convolutional Neural Networks. NeurIPS. https://proceedings.neurips.cc/paper/4824-imagenet-classification-with-deep-convolutional-neural-networks.pdf</w:t>
-      </w:r>
-    </w:p>
-    <w:p>
-      <w:pPr>
-        <w:pStyle w:val="ListBullet"/>
-      </w:pPr>
-      <w:r>
-        <w:rPr>
-          <w:rFonts w:ascii="Arial" w:hAnsi="Arial"/>
-          <w:sz w:val="18"/>
-        </w:rPr>
-        <w:t>CAI601400 Artificial Intelligence Lab Manual, Combined Labs 1–4 (course handout supplied with assignment).</w:t>
+        <w:t>For Lab 2, I made a classroom agent that reads the temperature and whether the room is occupied, then chooses a mode such as COOL, WARM, IDLE, or ECO. I added memory of the last mode so the program does not send the same command twice. I tested repeated readings, the exact temperature limits, a change in mode, and an empty room. The main thing that needed care was checking the boundary values: at 20 and 26 degrees the result is IDLE when the room is occupied. The modes are only examples printed by the program; it does not control real equipment.</w:t>
       </w:r>
     </w:p>
     <w:sectPr>
       <w:pgSz w:w="12240" w:h="15840"/>
-      <w:pgMar w:top="936" w:right="1800" w:bottom="936" w:left="1800" w:header="720" w:footer="720" w:gutter="0"/>
+      <w:pgMar w:top="1440" w:right="1800" w:bottom="1440" w:left="1800" w:header="720" w:footer="720" w:gutter="0"/>
       <w:cols w:space="720"/>
       <w:docGrid w:linePitch="360"/>
     </w:sectPr>
